--- a/patent/docx/04_ai_assisted_wsi_annotation_workflow.docx
+++ b/patent/docx/04_ai_assisted_wsi_annotation_workflow.docx
@@ -208,7 +208,324 @@
         <w:pStyle w:val="Heading1"/>
       </w:pPr>
       <w:r>
-        <w:t xml:space="preserve">6. 동작 절차</w:t>
+        <w:t xml:space="preserve">6. 핵심 연결 구조의 구체화</w:t>
+      </w:r>
+    </w:p>
+    <w:p>
+      <w:pPr>
+        <w:pStyle w:val="Heading2"/>
+      </w:pPr>
+      <w:r>
+        <w:t xml:space="preserve">6.1 Required region에서 patch task 생성</w:t>
+      </w:r>
+    </w:p>
+    <w:p>
+      <w:r>
+        <w:t xml:space="preserve">사용자가 WSI 상에서 required region을 지정하면, 시스템은 해당 region과 patch grid의 교차 여부를 계산한다. 교차 면적이 threshold 이상인 patch를 labeling 대상 patch로 생성하고, 각 patch에는 WSI 좌표 범위, patch 좌표 범위, required region id, label status, assistance status를 저장한다.</w:t>
+      </w:r>
+    </w:p>
+    <w:p>
+      <w:pPr>
+        <w:pStyle w:val="Heading2"/>
+      </w:pPr>
+      <w:r>
+        <w:t xml:space="preserve">6.2 WSI 좌표와 patch 좌표의 동시 관리</w:t>
+      </w:r>
+    </w:p>
+    <w:p>
+      <w:r>
+        <w:t xml:space="preserve">각 annotation 또는 cell candidate는 WSI level-0 좌표를 기준 좌표로 저장하고, patch view에서는 patch origin을 뺀 local 좌표로 변환하여 표시한다. 따라서 사용자가 patch view에서 cell을 수정하더라도 원본 WSI 좌표계의 annotation과 동기화된다.</w:t>
+      </w:r>
+    </w:p>
+    <w:p>
+      <w:pPr>
+        <w:pStyle w:val="Heading2"/>
+      </w:pPr>
+      <w:r>
+        <w:t xml:space="preserve">6.3 AI 후보와 사용자 override layer</w:t>
+      </w:r>
+    </w:p>
+    <w:p>
+      <w:r>
+        <w:t xml:space="preserve">AI assistance가 생성한 후보는 원본 AI layer에 저장된다. 사용자가 후보를 삭제, class 변경, 위치 수정, merge 또는 split하면 원본 AI result를 직접 덮어쓰지 않고 사용자 override layer를 생성한다. 최종 표시 결과는 AI layer와 override layer를 결합하여 계산한다.</w:t>
+      </w:r>
+    </w:p>
+    <w:tbl>
+      <w:tblPr>
+        <w:tblW w:w="0" w:type="auto"/>
+        <w:tblBorders>
+          <w:top w:val="single" w:sz="4" w:space="0" w:color="777777"/>
+          <w:left w:val="single" w:sz="4" w:space="0" w:color="777777"/>
+          <w:bottom w:val="single" w:sz="4" w:space="0" w:color="777777"/>
+          <w:right w:val="single" w:sz="4" w:space="0" w:color="777777"/>
+          <w:insideH w:val="single" w:sz="4" w:space="0" w:color="777777"/>
+          <w:insideV w:val="single" w:sz="4" w:space="0" w:color="777777"/>
+        </w:tblBorders>
+      </w:tblPr>
+      <w:tblGrid>
+        <w:gridCol w:w="2400"/>
+        <w:gridCol w:w="2400"/>
+        <w:gridCol w:w="2400"/>
+      </w:tblGrid>
+      <w:tr>
+        <w:tc>
+          <w:tcPr>
+            <w:tcW w:w="2400" w:type="dxa"/>
+          </w:tcPr>
+          <w:p>
+            <w:r>
+              <w:t xml:space="preserve">상태</w:t>
+            </w:r>
+          </w:p>
+        </w:tc>
+        <w:tc>
+          <w:tcPr>
+            <w:tcW w:w="2400" w:type="dxa"/>
+          </w:tcPr>
+          <w:p>
+            <w:r>
+              <w:t xml:space="preserve">의미</w:t>
+            </w:r>
+          </w:p>
+        </w:tc>
+        <w:tc>
+          <w:tcPr>
+            <w:tcW w:w="2400" w:type="dxa"/>
+          </w:tcPr>
+          <w:p>
+            <w:r>
+              <w:t xml:space="preserve">후속 처리</w:t>
+            </w:r>
+          </w:p>
+        </w:tc>
+      </w:tr>
+      <w:tr>
+        <w:tc>
+          <w:tcPr>
+            <w:tcW w:w="2400" w:type="dxa"/>
+          </w:tcPr>
+          <w:p>
+            <w:r>
+              <w:t xml:space="preserve">accepted</w:t>
+            </w:r>
+          </w:p>
+        </w:tc>
+        <w:tc>
+          <w:tcPr>
+            <w:tcW w:w="2400" w:type="dxa"/>
+          </w:tcPr>
+          <w:p>
+            <w:r>
+              <w:t xml:space="preserve">사용자가 AI 후보를 수락</w:t>
+            </w:r>
+          </w:p>
+        </w:tc>
+        <w:tc>
+          <w:tcPr>
+            <w:tcW w:w="2400" w:type="dxa"/>
+          </w:tcPr>
+          <w:p>
+            <w:r>
+              <w:t xml:space="preserve">correction dataset에 positive feedback으로 저장</w:t>
+            </w:r>
+          </w:p>
+        </w:tc>
+      </w:tr>
+      <w:tr>
+        <w:tc>
+          <w:tcPr>
+            <w:tcW w:w="2400" w:type="dxa"/>
+          </w:tcPr>
+          <w:p>
+            <w:r>
+              <w:t xml:space="preserve">rejected</w:t>
+            </w:r>
+          </w:p>
+        </w:tc>
+        <w:tc>
+          <w:tcPr>
+            <w:tcW w:w="2400" w:type="dxa"/>
+          </w:tcPr>
+          <w:p>
+            <w:r>
+              <w:t xml:space="preserve">사용자가 AI 후보를 삭제 또는 제외</w:t>
+            </w:r>
+          </w:p>
+        </w:tc>
+        <w:tc>
+          <w:tcPr>
+            <w:tcW w:w="2400" w:type="dxa"/>
+          </w:tcPr>
+          <w:p>
+            <w:r>
+              <w:t xml:space="preserve">false positive feedback으로 저장</w:t>
+            </w:r>
+          </w:p>
+        </w:tc>
+      </w:tr>
+      <w:tr>
+        <w:tc>
+          <w:tcPr>
+            <w:tcW w:w="2400" w:type="dxa"/>
+          </w:tcPr>
+          <w:p>
+            <w:r>
+              <w:t xml:space="preserve">modified</w:t>
+            </w:r>
+          </w:p>
+        </w:tc>
+        <w:tc>
+          <w:tcPr>
+            <w:tcW w:w="2400" w:type="dxa"/>
+          </w:tcPr>
+          <w:p>
+            <w:r>
+              <w:t xml:space="preserve">class, 위치, 크기 등이 변경됨</w:t>
+            </w:r>
+          </w:p>
+        </w:tc>
+        <w:tc>
+          <w:tcPr>
+            <w:tcW w:w="2400" w:type="dxa"/>
+          </w:tcPr>
+          <w:p>
+            <w:r>
+              <w:t xml:space="preserve">before/after pair로 저장</w:t>
+            </w:r>
+          </w:p>
+        </w:tc>
+      </w:tr>
+      <w:tr>
+        <w:tc>
+          <w:tcPr>
+            <w:tcW w:w="2400" w:type="dxa"/>
+          </w:tcPr>
+          <w:p>
+            <w:r>
+              <w:t xml:space="preserve">added</w:t>
+            </w:r>
+          </w:p>
+        </w:tc>
+        <w:tc>
+          <w:tcPr>
+            <w:tcW w:w="2400" w:type="dxa"/>
+          </w:tcPr>
+          <w:p>
+            <w:r>
+              <w:t xml:space="preserve">사용자가 신규 annotation/cell 추가</w:t>
+            </w:r>
+          </w:p>
+        </w:tc>
+        <w:tc>
+          <w:tcPr>
+            <w:tcW w:w="2400" w:type="dxa"/>
+          </w:tcPr>
+          <w:p>
+            <w:r>
+              <w:t xml:space="preserve">false negative 보정 데이터로 저장</w:t>
+            </w:r>
+          </w:p>
+        </w:tc>
+      </w:tr>
+    </w:tbl>
+    <w:p>
+      <w:pPr>
+        <w:pStyle w:val="Heading2"/>
+      </w:pPr>
+      <w:r>
+        <w:t xml:space="preserve">6.4 후속 분석에 반영되는 구체 데이터</w:t>
+      </w:r>
+    </w:p>
+    <w:p>
+      <w:r>
+        <w:t xml:space="preserve">"후속 분석에 반영"은 다음 데이터 또는 상태가 실제로 갱신되는 것을 의미한다.</w:t>
+      </w:r>
+    </w:p>
+    <w:p>
+      <w:pPr>
+        <w:numPr>
+          <w:ilvl w:val="0"/>
+          <w:numId w:val="1"/>
+        </w:numPr>
+      </w:pPr>
+      <w:r>
+        <w:t xml:space="preserve">correction dataset: AI result와 사용자 수정 결과의 pair를 저장</w:t>
+      </w:r>
+    </w:p>
+    <w:p>
+      <w:pPr>
+        <w:numPr>
+          <w:ilvl w:val="0"/>
+          <w:numId w:val="1"/>
+        </w:numPr>
+      </w:pPr>
+      <w:r>
+        <w:t xml:space="preserve">QA status: patch 또는 slide의 review status, completed status, needs-review status를 갱신</w:t>
+      </w:r>
+    </w:p>
+    <w:p>
+      <w:pPr>
+        <w:numPr>
+          <w:ilvl w:val="0"/>
+          <w:numId w:val="1"/>
+        </w:numPr>
+      </w:pPr>
+      <w:r>
+        <w:t xml:space="preserve">re-review queue: AI와 사용자 결과의 차이가 큰 영역을 재검수 대상으로 생성</w:t>
+      </w:r>
+    </w:p>
+    <w:p>
+      <w:pPr>
+        <w:numPr>
+          <w:ilvl w:val="0"/>
+          <w:numId w:val="1"/>
+        </w:numPr>
+      </w:pPr>
+      <w:r>
+        <w:t xml:space="preserve">model retraining export: accepted/rejected/modified/added 결과를 모델 재학습 포맷으로 export</w:t>
+      </w:r>
+    </w:p>
+    <w:p>
+      <w:pPr>
+        <w:numPr>
+          <w:ilvl w:val="0"/>
+          <w:numId w:val="1"/>
+        </w:numPr>
+      </w:pPr>
+      <w:r>
+        <w:t xml:space="preserve">difference statistics: AI result와 사용자 correction 간 class별, confidence별, 영역별 차이를 계산</w:t>
+      </w:r>
+    </w:p>
+    <w:p>
+      <w:pPr>
+        <w:numPr>
+          <w:ilvl w:val="0"/>
+          <w:numId w:val="1"/>
+        </w:numPr>
+      </w:pPr>
+      <w:r>
+        <w:t xml:space="preserve">worker audit report: 작업자별 수정 수, 수락률, 거절률, 소요 시간, 재검수 비율을 기록</w:t>
+      </w:r>
+    </w:p>
+    <w:p>
+      <w:pPr>
+        <w:pStyle w:val="Heading2"/>
+      </w:pPr>
+      <w:r>
+        <w:t xml:space="preserve">6.5 Annotation state transition</w:t>
+      </w:r>
+    </w:p>
+    <w:p>
+      <w:r>
+        <w:t xml:space="preserve">각 patch task 또는 annotation task는 not-started, in-progress, assisted, corrected, reviewed, completed, needs-recheck 등의 상태를 가질 수 있다. AI assistance가 실행되면 assisted 상태가 되고, 사용자가 override를 생성하면 corrected 상태가 되며, reviewer가 확정하면 reviewed 또는 completed 상태가 된다. AI와 사용자 결과의 차이가 threshold 이상이면 needs-recheck 상태로 전환된다.</w:t>
+      </w:r>
+    </w:p>
+    <w:p>
+      <w:pPr>
+        <w:pStyle w:val="Heading1"/>
+      </w:pPr>
+      <w:r>
+        <w:t xml:space="preserve">7. 동작 절차</w:t>
       </w:r>
     </w:p>
     <w:p>
@@ -293,7 +610,7 @@
         <w:pStyle w:val="Heading1"/>
       </w:pPr>
       <w:r>
-        <w:t xml:space="preserve">7. 효과</w:t>
+        <w:t xml:space="preserve">8. 효과</w:t>
       </w:r>
     </w:p>
     <w:p>
@@ -356,7 +673,7 @@
         <w:pStyle w:val="Heading1"/>
       </w:pPr>
       <w:r>
-        <w:t xml:space="preserve">8. 청구항 초안</w:t>
+        <w:t xml:space="preserve">9. 청구항 초안</w:t>
       </w:r>
     </w:p>
     <w:p>
@@ -440,7 +757,7 @@
         <w:pStyle w:val="Heading1"/>
       </w:pPr>
       <w:r>
-        <w:t xml:space="preserve">9. 선행기술 대비 차별 포인트</w:t>
+        <w:t xml:space="preserve">10. 선행기술 대비 차별 포인트</w:t>
       </w:r>
     </w:p>
     <w:p>
